--- a/espocrm-custom/files/templates/ActaVisita2.docx
+++ b/espocrm-custom/files/templates/ActaVisita2.docx
@@ -124,7 +124,7 @@
           <w:lang w:val="es-MX"/>
         </w:rPr>
         <w:tab/>
-        <w:t xml:space="preserve">                   AÑO: </w:t>
+        <w:t xml:space="preserve">                   FECHA: </w:t>
       </w:r>
     </w:p>
     <w:p>
@@ -524,15 +524,6 @@
           <w:szCs w:val="22"/>
         </w:rPr>
         <w:t xml:space="preserve"> </w:t>
-      </w:r>
-      <w:r>
-        <w:rPr>
-          <w:rFonts w:ascii="Arial" w:hAnsi="Arial" w:cs="Arial"/>
-          <w:color w:val="D9D9D9"/>
-          <w:sz w:val="22"/>
-          <w:szCs w:val="22"/>
-        </w:rPr>
-        <w:t>(AAAA/MM/DD)</w:t>
       </w:r>
       <w:r>
         <w:rPr>
